--- a/docs/Датка_квалификациялык_иш.docx
+++ b/docs/Датка_квалификациялык_иш.docx
@@ -157,7 +157,7 @@
           <w:i w:val="0"/>
           <w:sz w:val="28"/>
         </w:rPr>
-        <w:t>«ПИ-1-22» тайпасынын студенти ____________ /__________________/</w:t>
+        <w:t>«Пов(б)1-22» агымынын студенти ____________ /Жуманазаров Ж. Ж./</w:t>
       </w:r>
     </w:p>
     <w:p>
@@ -194,7 +194,7 @@
           <w:i w:val="0"/>
           <w:sz w:val="28"/>
         </w:rPr>
-        <w:t>ага окутуучу ____________ /__________________/</w:t>
+        <w:t>ага окутуучу ____________ /Беделова Н./</w:t>
       </w:r>
     </w:p>
     <w:p>
@@ -686,7 +686,7 @@
           <w:i w:val="0"/>
           <w:sz w:val="28"/>
         </w:rPr>
-        <w:t>3.2. Бэкенд (placeholder) бөлүгүн иштеп чыгуу</w:t>
+        <w:t>3.2. Бэкенд (serverless API жана база) бөлүгүн иштеп чыгуу</w:t>
       </w:r>
       <w:r>
         <w:rPr>
@@ -1047,7 +1047,7 @@
           <w:i w:val="0"/>
           <w:sz w:val="28"/>
         </w:rPr>
-        <w:t>— фронтенд жана бэкенд (placeholder) бөлүктөрүн программалоо;</w:t>
+        <w:t>— фронтенд жана serverless бэкенд бөлүктөрүн программалоо;</w:t>
       </w:r>
     </w:p>
     <w:p>
@@ -1399,7 +1399,7 @@
           <w:i w:val="0"/>
           <w:sz w:val="28"/>
         </w:rPr>
-        <w:t>Ушул иште так ушундай клиент-сервердик мамиле колдонулат: фронтенд толук функционалдуу кылып иштелип чыгат, ал эми бэкенд демонстрациялык (placeholder) түрүндө REST API катары түзүлөт.</w:t>
+        <w:t>Ушул иште так ушундай клиент-сервердик мамиле колдонулат: фронтенд да, бэкенд да толук функционалдуу кылып иштелип чыгат. Бэкенд заманбап serverless ыкмасында — булут (cloud) платформасында REST API катары жайгаштырылат, ал эми маалыматтар булуттагы базада туруктуу сакталат.</w:t>
       </w:r>
     </w:p>
     <w:p>
@@ -1864,7 +1864,23 @@
           <w:i w:val="0"/>
           <w:sz w:val="28"/>
         </w:rPr>
-        <w:t>Серверлик бөлүк үчүн Node.js платформасы жана Express фреймворку тандалды. Node.js JavaScript тилин серверде колдонууга мүмкүндүк берет, ал эми Express жөнөкөй жана ийкемдүү REST API түзүүгө ылайыктуу. Бул иште бэкенд демонстрациялык (placeholder) түрүндө жасалган: ал толук иштеген API берет, бирок маалыматтар азырынча JSON-файлдарда жана сервердин эс тутумунда сакталат. Бул өзүнчө сервер (ВПС) сатып алуу зарылдыгын жокко чыгарат жана келечекте чыныгы маалымат базасын туташтырууга даяр.</w:t>
+        <w:t>Серверлик бөлүк үчүн заманбап serverless (серверсиз) ыкмасы тандалды. Бул ыкмада иштеп чыгуучу өзүнчө физикалык сервер (ВПС) сатып алуу, аны жөнгө салуу жана коргоо менен алек болбойт — программанын логикасы булут провайдеринин инфраструктурасында, дүйнө жүзүндөгү көптөгөн серверлерде (edge) автоматтык түрдө аткарылат. Бул жогорку жеткиликтүүлүктү, ылдамдыкты жана масштабдалууну камсыздайт.</w:t>
+      </w:r>
+    </w:p>
+    <w:p>
+      <w:pPr>
+        <w:spacing w:line="360" w:lineRule="auto" w:before="0" w:after="120"/>
+        <w:ind w:firstLine="709"/>
+        <w:jc w:val="both"/>
+      </w:pPr>
+      <w:r>
+        <w:rPr>
+          <w:rFonts w:ascii="Times New Roman" w:hAnsi="Times New Roman" w:eastAsia="Times New Roman"/>
+          <w:b w:val="0"/>
+          <w:i w:val="0"/>
+          <w:sz w:val="28"/>
+        </w:rPr>
+        <w:t>Конкреттүү платформа катары Cloudflare Pages жана анын Pages Functions технологиясы тандалды. Серверлик логика (REST API) JavaScript тилинде жазылып, Cloudflare'дин edge тармагында аткарылат. Жазылуулардын маалыматтары Cloudflare KV — булуттагы ачкыч-маани (key-value) маалымат базасында туруктуу сакталат. Кошумча, локалда иштеп чыгуу жана сыноо үчүн Node.js жана Express фреймворкунда ошол эле API'ди берген жардамчы сервер да даярдалды.</w:t>
       </w:r>
     </w:p>
     <w:p>
@@ -1895,7 +1911,7 @@
           <w:i w:val="0"/>
           <w:sz w:val="28"/>
         </w:rPr>
-        <w:t>Тиркеме клиент-сервердик архитектура боюнча курулган. Колдонуучу браузерден фронтендди ачат; фронтенд керектүү маалыматты бэкенддин REST API'синен HTTP-сурам аркылуу алат. Эгер бэкенд жеткиликсиз болсо, фронтенд автоматтык түрдө локалдык фоллбэк маалыматтарга өтөт — бул сайттын статикалык хостингде да толук иштешин камсыздайт.</w:t>
+        <w:t>Тиркеме клиент-сервердик архитектура боюнча курулган. Колдонуучу браузерден фронтендди ачат; фронтенд керектүү маалыматты бэкенддин REST API'синен (Cloudflare Pages Functions) HTTP-сурам аркылуу алат; бэкенд өз кезегинде Cloudflare KV базасы менен иштейт. Фронтенд жана бэкенд бир эле доменде жайгашкандыктан, алардын ортосундагы байланыш коопсуз жана тез. Кошумча, тармактык үзгүлтүк болгон учурда фронтенд резервдик (фоллбэк) маалыматтарды көрсөтүп, колдонуучу тажрыйбасынын үзгүлтүксүздүгүн камсыздайт.</w:t>
       </w:r>
     </w:p>
     <w:p>
@@ -2086,7 +2102,7 @@
           <w:i w:val="0"/>
           <w:sz w:val="28"/>
         </w:rPr>
-        <w:t>Учурдагы демонстрациялык версияда кызматтар, шеберлер жана пикирлер JSON-файлдарда сакталат, ал эми жазылуулар сервердин эс тутумунда сакталат. Чыныгы өндүрүшкө өткөндө бул структуралар маалымат базасынын таблицаларына (мисалы, PostgreSQL же MongoDB) оңой которулат, анткени алар реляциялык моделге дал келет.</w:t>
+        <w:t>Салыштырмалуу туруктуу маалыматтар — кызматтар, шеберлер жана пикирлер — серверлик коддун курамында структураланган түрдө сакталат. Ал эми колдонуучулар тарабынан түзүлгөн жазылуулар Cloudflare KV маалымат базасында сакталат: ар бир жазылуу уникалдуу ачкыч (мисалы, booking:1234) боюнча JSON-объект катары жазылат. Бул база булутта жайгашкандыктан, маалыматтар туруктуу сакталып, сервер кайра ишке кошулса да жоголбойт жана администратор аларды каалаган убакта ала алат.</w:t>
       </w:r>
     </w:p>
     <w:p>
@@ -2263,7 +2279,7 @@
           <w:i w:val="0"/>
           <w:sz w:val="28"/>
         </w:rPr>
-        <w:t>3.2. Бэкенд (placeholder) бөлүгүн иштеп чыгуу</w:t>
+        <w:t>3.2. Бэкенд (serverless API жана база) бөлүгүн иштеп чыгуу</w:t>
       </w:r>
     </w:p>
     <w:p>
@@ -2279,7 +2295,7 @@
           <w:i w:val="0"/>
           <w:sz w:val="28"/>
         </w:rPr>
-        <w:t>Бэкенд Node.js жана Express негизинде жазылды. server.js файлында API маршруттары аныкталган. Сервер иштеген кызматтарды, шеберлерди жана пикирлерди JSON-файлдардан окуйт жана клиентке JSON форматында кайтарат. Жаңы жазылуулар сервердин эс тутумундагы массивге кошулат.</w:t>
+        <w:t>Бэкенддин негизги (өндүрүштөгү) версиясы Cloudflare Pages Functions технологиясында ишке ашырылды. functions/api/ папкасында ар бир API маршрутуна өзүнчө файл туура келет: services.js, masters.js, reviews.js, bookings.js жана health.js. Ар бир файл HTTP-сурамды иштетип, JSON форматында жооп кайтарат. Бул функциялар Cloudflare'дин edge тармагында, колдонуучуга эң жакын серверде аткарылат.</w:t>
       </w:r>
     </w:p>
     <w:p>
@@ -2295,7 +2311,23 @@
           <w:i w:val="0"/>
           <w:sz w:val="28"/>
         </w:rPr>
-        <w:t>Коддо чыныгы маалымат базасы туташтырыла турган жерлер атайын «TODO(DB)» белгиси менен белгиленген. Бул келечекте долбоорду өндүрүшкө чыгарууну жеңилдетет. Ошондой эле CORS технологиясы колдонулду, бул фронтенд менен бэкенддин ар башка даректерден коопсуз байланышын камсыздайт.</w:t>
+        <w:t>Жаңы жазылуу келгенде bookings.js функциясы маалыматтын тууралыгын текшерет (валидация), ага уникалдуу номер ыйгарат жана аны Cloudflare KV маалымат базасына сактайт. Администратор бардык жазылууларды GET /api/bookings аркылуу базадан ала алат. KV байланышы wrangler.jsonc конфигурация файлында аныкталган.</w:t>
+      </w:r>
+    </w:p>
+    <w:p>
+      <w:pPr>
+        <w:spacing w:line="360" w:lineRule="auto" w:before="0" w:after="120"/>
+        <w:ind w:firstLine="709"/>
+        <w:jc w:val="both"/>
+      </w:pPr>
+      <w:r>
+        <w:rPr>
+          <w:rFonts w:ascii="Times New Roman" w:hAnsi="Times New Roman" w:eastAsia="Times New Roman"/>
+          <w:b w:val="0"/>
+          <w:i w:val="0"/>
+          <w:sz w:val="28"/>
+        </w:rPr>
+        <w:t>Мындан тышкары, тиркемени Интернетсиз да иштеп чыгуу үчүн Node.js жана Express негизинде локалдык жардамчы сервер даярдалды (backend/ папкасы). Ал ошол эле API'ди берет, бул иштеп чыгуу процессин ыңгайлуу кылат. Эки версияда тең CORS жөндөөлөрү колдонулуп, фронтенд менен бэкенддин коопсуз байланышы камсыздалды.</w:t>
       </w:r>
     </w:p>
     <w:p>
@@ -2389,7 +2421,23 @@
           <w:i w:val="0"/>
           <w:sz w:val="28"/>
         </w:rPr>
-        <w:t>Долбоордун булак коду версияларды башкаруу системасы Git жана GitHub платформасына жайгаштырылды. Бул кодду сактоого, өзгөрүүлөрдүн тарыхын көзөмөлдөөгө жана командалык иштөөгө мүмкүндүк берет. Репозиторийдин түзүмү frontend, backend жана docs (документация) папкаларына бөлүнгөн, бул долбоордун уюшкандыгын камсыздайт.</w:t>
+        <w:t>Долбоордун булак коду версияларды башкаруу системасы Git жана GitHub платформасына жайгаштырылды. Бул кодду сактоого, өзгөрүүлөрдүн тарыхын көзөмөлдөөгө жана командалык иштөөгө мүмкүндүк берет. Репозиторийдин түзүмү frontend, functions, backend жана docs папкаларына бөлүнгөн, бул долбоордун уюшкандыгын камсыздайт.</w:t>
+      </w:r>
+    </w:p>
+    <w:p>
+      <w:pPr>
+        <w:spacing w:line="360" w:lineRule="auto" w:before="0" w:after="120"/>
+        <w:ind w:firstLine="709"/>
+        <w:jc w:val="both"/>
+      </w:pPr>
+      <w:r>
+        <w:rPr>
+          <w:rFonts w:ascii="Times New Roman" w:hAnsi="Times New Roman" w:eastAsia="Times New Roman"/>
+          <w:b w:val="0"/>
+          <w:i w:val="0"/>
+          <w:sz w:val="28"/>
+        </w:rPr>
+        <w:t>Даяр тиркеме (фронтенд жана бэкенд чогуу) Cloudflare Pages платформасына жайгаштырылып, Интернетте жандуу иштеп турат. Сайттын дареги: https://datka.pages.dev. API да ошол эле доменде иштейт, мисалы https://datka.pages.dev/api/services дареги кызматтардын тизмесин JSON форматында кайтарат. Жайгаштыруу процесси автоматташкан: коддун жаңы версиясы «wrangler pages deploy» буйругу аркылуу бир нече секундда булутка жүктөлөт.</w:t>
       </w:r>
     </w:p>
     <w:p>
@@ -2521,7 +2569,7 @@
           <w:i w:val="0"/>
           <w:sz w:val="28"/>
         </w:rPr>
-        <w:t>— толук функционалдуу фронтенд жана демонстрациялык бэкенд иштелип чыгып, онлайн жазылуу функциясы ишке ашырылды;</w:t>
+        <w:t>— толук функционалдуу фронтенд жана serverless бэкенд (Cloudflare Pages Functions + KV базасы) иштелип чыгып, онлайн жазылуу функциясы ишке ашырылды;</w:t>
       </w:r>
     </w:p>
     <w:p>
@@ -2537,7 +2585,7 @@
           <w:i w:val="0"/>
           <w:sz w:val="28"/>
         </w:rPr>
-        <w:t>— тиркеме тестирленип, GitHub платформасына жайгаштырылды.</w:t>
+        <w:t>— тиркеме тестирленип, GitHub'ка жана Cloudflare Pages булутуна жайгаштырылды (https://datka.pages.dev).</w:t>
       </w:r>
     </w:p>
     <w:p>
@@ -2553,7 +2601,7 @@
           <w:i w:val="0"/>
           <w:sz w:val="28"/>
         </w:rPr>
-        <w:t>Иштелип чыккан тиркеме салонго кардарлар менен иштөөнү жеңилдетүүгө, ал эми кардарларга ыңгайлуу онлайн жазылууга мүмкүндүк берет. Долбоордун коду модулдук жана кеңейтилүүчү болгондуктан, келечекте ага чыныгы маалымат базасын, администратор панелин жана төлөм системасын кошуу пландаштырылат. Ошентип, иштин практикалык баалуулугу тастыкталды.</w:t>
+        <w:t>Иштелип чыккан тиркеме салонго кардарлар менен иштөөнү жеңилдетүүгө, ал эми кардарларга ыңгайлуу онлайн жазылууга мүмкүндүк берет. Долбоордун коду модулдук жана кеңейтилүүчү болгондуктан, келечекте ага администратор панелин, SMS-эскертүүлөрдү жана онлайн төлөм системасын кошуу пландаштырылат. Ошентип, иштин практикалык баалуулугу тастыкталды.</w:t>
       </w:r>
     </w:p>
     <w:p>
